--- a/metaanalysis/conference_submissions/ecel/EL-095-Tokiwa.docx
+++ b/metaanalysis/conference_submissions/ecel/EL-095-Tokiwa.docx
@@ -4210,6 +4210,63 @@
           <w:sz w:val="20"/>
         </w:rPr>
         <w:t>This paper was prepared by the sole author. A preliminary version of the underlying systematic review and meta-analysis is publicly available on Research Square (DOI 10.21203/rs.3.rs-9513298/v1, posted 27 April 2026); the present submission completes the modality moderator that was pre-registered but not quantitatively executed in that preprint, and adds a long-format trait-by-modality interaction model. No co-authors contributed and no external funding was received. The author's ORCID is 0009-0009-7124-6669.</w:t>
+      </w:r>
+    </w:p>
+    <w:p>
+      <w:pPr>
+        <w:pStyle w:val="Heading1"/>
+      </w:pPr>
+      <w:r>
+        <w:rPr>
+          <w:rFonts w:ascii="Calibri" w:hAnsi="Calibri"/>
+          <w:sz w:val="20"/>
+        </w:rPr>
+        <w:t>Ethics declaration</w:t>
+      </w:r>
+    </w:p>
+    <w:p>
+      <w:r>
+        <w:rPr>
+          <w:rFonts w:ascii="Calibri" w:hAnsi="Calibri"/>
+          <w:sz w:val="20"/>
+        </w:rPr>
+        <w:t xml:space="preserve">This paper reports a systematic review and meta-analysis based exclusively on previously published research and on the author's own previously published primary study (Tokiwa, 2025, </w:t>
+      </w:r>
+      <w:r>
+        <w:rPr>
+          <w:rFonts w:ascii="Calibri" w:hAnsi="Calibri"/>
+          <w:i/>
+          <w:sz w:val="20"/>
+        </w:rPr>
+        <w:t>Frontiers in Psychology</w:t>
+      </w:r>
+      <w:r>
+        <w:rPr>
+          <w:rFonts w:ascii="Calibri" w:hAnsi="Calibri"/>
+          <w:sz w:val="20"/>
+        </w:rPr>
+        <w:t xml:space="preserve"> 16:1420996, CC BY 4.0). No new human-subjects data were collected by the author for this paper. Ethical clearance was therefore not required.</w:t>
+      </w:r>
+    </w:p>
+    <w:p>
+      <w:pPr>
+        <w:pStyle w:val="Heading1"/>
+      </w:pPr>
+      <w:r>
+        <w:rPr>
+          <w:rFonts w:ascii="Calibri" w:hAnsi="Calibri"/>
+          <w:sz w:val="20"/>
+        </w:rPr>
+        <w:t>AI declaration</w:t>
+      </w:r>
+    </w:p>
+    <w:p>
+      <w:r>
+        <w:rPr>
+          <w:rFonts w:ascii="Calibri" w:hAnsi="Calibri"/>
+          <w:sz w:val="20"/>
+        </w:rPr>
+        <w:t>The author used a large language model (Anthropic's Claude) as a research assistant throughout this project. Specific uses included: drafting and editing of the manuscript text; generating Python scripts for the meta-analysis pipeline (REML pooling, Hartung–Knapp–Sidik–Jonkman CI adjustment, Q_between contrasts, weighted-OLS interaction model); formatting the manuscript to ACPI submission specifications; and assistance with literature search support and reference verification. All statistical analyses were re-executed by the author and traced to source CSVs; all bibliographic entries were verified against the corresponding primary-source PDFs; all interpretive and substantive content was reviewed and approved by the author. No AI-generated text, figure, or numerical claim was included in the manuscript without explicit author review and validation.</w:t>
       </w:r>
     </w:p>
     <w:p>

--- a/metaanalysis/conference_submissions/ecel/EL-095-Tokiwa.docx
+++ b/metaanalysis/conference_submissions/ecel/EL-095-Tokiwa.docx
@@ -745,7 +745,7 @@
           <w:rFonts w:ascii="Calibri" w:hAnsi="Calibri"/>
           <w:sz w:val="20"/>
         </w:rPr>
-        <w:t>All numerical results in this paper are produced by `metaanalysis/conference_submissions/ecel/scripts/run_modality_meta.py`, which imports the random-effects primitives (`fisher_z`, `var_z`, `pool_random_effects`, `reml_tau2`) from `metaanalysis/analysis/pool.py`. The studies-level dataset is regenerated by `metaanalysis/conference_submissions/inputs/derive_studies_csv.py`. Pseudorandom-number-generator-dependent operations are not used; all results are deterministic given the input CSV.</w:t>
+        <w:t>All numerical results in this paper are produced by `metaanalysis/conference_submissions/ecel/scripts/run_modality_meta.py`, which imports the random-effects primitives (`fisher_z`, `var_z`, `pool_random_effects`, `reml_tau2`) from `metaanalysis/analysis/pool.py`. The studies-level dataset (`inputs/studies.csv`) is regenerated by `inputs/derive_studies_csv.py` from the canonical extraction file `metaanalysis/analysis/data_extraction_populated.csv`; modality re-coding overrides for the four blank-modality studies are codified in `derive_studies_csv.py::MODALITY_OVERRIDES`. The pipeline writes four result CSVs (`results/modality_pools.csv`, `results/modality_qbetween.csv`, `results/interaction_terms.csv`, `results/sensitivity.csv`) plus a sensitivity narrative (`results/sensitivity_analysis_summary.md`); the preprint-vs-conference scope audit lives in `preprint_audit.md`. Pseudorandom-number-generator-dependent operations are not used and all results are deterministic given the input CSV.</w:t>
       </w:r>
     </w:p>
     <w:p>
@@ -4891,112 +4891,6 @@
           <w:sz w:val="20"/>
         </w:rPr>
         <w:t xml:space="preserve"> (pp. 13–39). Academic Press.</w:t>
-      </w:r>
-    </w:p>
-    <w:p>
-      <w:pPr>
-        <w:pStyle w:val="Heading1"/>
-      </w:pPr>
-      <w:r>
-        <w:rPr>
-          <w:rFonts w:ascii="Calibri" w:hAnsi="Calibri"/>
-          <w:sz w:val="20"/>
-        </w:rPr>
-        <w:t>Appendix A. Reproducibility checklist</w:t>
-      </w:r>
-    </w:p>
-    <w:p>
-      <w:pPr>
-        <w:pStyle w:val="ListBullet"/>
-      </w:pPr>
-      <w:r>
-        <w:rPr>
-          <w:rFonts w:ascii="Calibri" w:hAnsi="Calibri"/>
-          <w:sz w:val="20"/>
-        </w:rPr>
-        <w:t>Source dataset: `metaanalysis/conference_submissions/inputs/studies.csv` (derived from `metaanalysis/analysis/data_extraction_populated.csv`).</w:t>
-      </w:r>
-    </w:p>
-    <w:p>
-      <w:pPr>
-        <w:pStyle w:val="ListBullet"/>
-      </w:pPr>
-      <w:r>
-        <w:rPr>
-          <w:rFonts w:ascii="Calibri" w:hAnsi="Calibri"/>
-          <w:sz w:val="20"/>
-        </w:rPr>
-        <w:t>Modality re-coding overrides: `metaanalysis/conference_submissions/inputs/derive_studies_csv.py::MODALITY_OVERRIDES`.</w:t>
-      </w:r>
-    </w:p>
-    <w:p>
-      <w:pPr>
-        <w:pStyle w:val="ListBullet"/>
-      </w:pPr>
-      <w:r>
-        <w:rPr>
-          <w:rFonts w:ascii="Calibri" w:hAnsi="Calibri"/>
-          <w:sz w:val="20"/>
-        </w:rPr>
-        <w:t>Analysis script: `metaanalysis/conference_submissions/ecel/scripts/run_modality_meta.py`.</w:t>
-      </w:r>
-    </w:p>
-    <w:p>
-      <w:pPr>
-        <w:pStyle w:val="ListBullet"/>
-      </w:pPr>
-      <w:r>
-        <w:rPr>
-          <w:rFonts w:ascii="Calibri" w:hAnsi="Calibri"/>
-          <w:sz w:val="20"/>
-        </w:rPr>
-        <w:t>Pooling primitives (REML + HKSJ + Fisher z): `metaanalysis/analysis/pool.py`.</w:t>
-      </w:r>
-    </w:p>
-    <w:p>
-      <w:pPr>
-        <w:pStyle w:val="ListBullet"/>
-      </w:pPr>
-      <w:r>
-        <w:rPr>
-          <w:rFonts w:ascii="Calibri" w:hAnsi="Calibri"/>
-          <w:sz w:val="20"/>
-        </w:rPr>
-        <w:t>Result CSVs: `metaanalysis/conference_submissions/ecel/results/{modality_pools, modality_qbetween, interaction_terms, sensitivity}.csv`.</w:t>
-      </w:r>
-    </w:p>
-    <w:p>
-      <w:pPr>
-        <w:pStyle w:val="ListBullet"/>
-      </w:pPr>
-      <w:r>
-        <w:rPr>
-          <w:rFonts w:ascii="Calibri" w:hAnsi="Calibri"/>
-          <w:sz w:val="20"/>
-        </w:rPr>
-        <w:t>Sensitivity narrative: `metaanalysis/conference_submissions/ecel/results/sensitivity_analysis_summary.md`.</w:t>
-      </w:r>
-    </w:p>
-    <w:p>
-      <w:pPr>
-        <w:pStyle w:val="ListBullet"/>
-      </w:pPr>
-      <w:r>
-        <w:rPr>
-          <w:rFonts w:ascii="Calibri" w:hAnsi="Calibri"/>
-          <w:sz w:val="20"/>
-        </w:rPr>
-        <w:t>Preprint audit and modality-evidence citations: `metaanalysis/conference_submissions/preprint_audit.md`.</w:t>
-      </w:r>
-    </w:p>
-    <w:p>
-      <w:r>
-        <w:rPr>
-          <w:rFonts w:ascii="Calibri" w:hAnsi="Calibri"/>
-          <w:i/>
-          <w:sz w:val="20"/>
-        </w:rPr>
-        <w:t>End of manuscript draft. Word count target ~3500-4000; this draft is approximately 3700 words including References and Appendix.</w:t>
       </w:r>
     </w:p>
     <w:sectPr>

--- a/metaanalysis/conference_submissions/ecel/EL-095-Tokiwa.docx
+++ b/metaanalysis/conference_submissions/ecel/EL-095-Tokiwa.docx
@@ -243,7 +243,22 @@
           <w:rFonts w:ascii="Calibri" w:hAnsi="Calibri"/>
           <w:sz w:val="20"/>
         </w:rPr>
-        <w:t xml:space="preserve"> (reporting a trait-specific modality effect that the trait-only pool obscures). It does not duplicate the preprint: every modality-stratified estimate, every interaction coefficient, and the joint Wald test reported below are absent from the preprint Results section (audit log: `preprint_audit.md`).</w:t>
+        <w:t xml:space="preserve"> (reporting a trait-specific modality effect that the trait-only pool obscures). It does not duplicate the preprint: every modality-stratified estimate, every interaction coefficient, and the joint Wald test reported below are absent from the preprint Results section (audit log: </w:t>
+      </w:r>
+      <w:r>
+        <w:rPr>
+          <w:rFonts w:ascii="Consolas" w:hAnsi="Consolas"/>
+          <w:i/>
+          <w:sz w:val="20"/>
+        </w:rPr>
+        <w:t>preprint_audit.md</w:t>
+      </w:r>
+      <w:r>
+        <w:rPr>
+          <w:rFonts w:ascii="Calibri" w:hAnsi="Calibri"/>
+          <w:sz w:val="20"/>
+        </w:rPr>
+        <w:t>).</w:t>
       </w:r>
     </w:p>
     <w:p>
@@ -290,7 +305,37 @@
           <w:rFonts w:ascii="Calibri" w:hAnsi="Calibri"/>
           <w:sz w:val="20"/>
         </w:rPr>
-        <w:t>. Of the 31 primary studies cataloged at full-text assessment, 25 were retained for qualitative synthesis and 12 contributed at least one extractable Pearson correlation to the primary achievement pool. Per-trait k for pooling is 10 for Conscientiousness and Neuroticism (Elvers 2003 reports only those two traits) and 9 for Openness, Extraversion, and Agreeableness. Detailed extraction sheets are in `metaanalysis/analysis/data_extraction_populated.csv`; the canonical replication of the parent pool is in `metaanalysis/analysis/CANONICAL_RESULTS.md`.</w:t>
+        <w:t xml:space="preserve">. Of the 31 primary studies cataloged at full-text assessment, 25 were retained for qualitative synthesis and 12 contributed at least one extractable Pearson correlation to the primary achievement pool. Per-trait k for pooling is 10 for Conscientiousness and Neuroticism (Elvers 2003 reports only those two traits) and 9 for Openness, Extraversion, and Agreeableness. Detailed extraction sheets are in </w:t>
+      </w:r>
+      <w:r>
+        <w:rPr>
+          <w:rFonts w:ascii="Consolas" w:hAnsi="Consolas"/>
+          <w:i/>
+          <w:sz w:val="20"/>
+        </w:rPr>
+        <w:t>metaanalysis/analysis/data_extraction_populated.csv</w:t>
+      </w:r>
+      <w:r>
+        <w:rPr>
+          <w:rFonts w:ascii="Calibri" w:hAnsi="Calibri"/>
+          <w:sz w:val="20"/>
+        </w:rPr>
+        <w:t xml:space="preserve">; the canonical replication of the parent pool is in </w:t>
+      </w:r>
+      <w:r>
+        <w:rPr>
+          <w:rFonts w:ascii="Consolas" w:hAnsi="Consolas"/>
+          <w:i/>
+          <w:sz w:val="20"/>
+        </w:rPr>
+        <w:t>metaanalysis/analysis/CANONICAL_RESULTS.md</w:t>
+      </w:r>
+      <w:r>
+        <w:rPr>
+          <w:rFonts w:ascii="Calibri" w:hAnsi="Calibri"/>
+          <w:sz w:val="20"/>
+        </w:rPr>
+        <w:t>.</w:t>
       </w:r>
     </w:p>
     <w:p>
@@ -345,7 +390,22 @@
           <w:rFonts w:ascii="Calibri" w:hAnsi="Calibri"/>
           <w:sz w:val="20"/>
         </w:rPr>
-        <w:t xml:space="preserve"> PRISMA 2020 flow diagram. Identification → Screening → Eligibility → Included counts trace from `metaanalysis/search_log.md`; the ECEL terminal box marks the modality-stratified subset (k = 11 with extractable r; asynchronous k = 6, mixed-online k = 5, synchronous k = 1 reported narratively). Adapted from Page et al. (2021), </w:t>
+        <w:t xml:space="preserve"> PRISMA 2020 flow diagram. Identification → Screening → Eligibility → Included counts trace from </w:t>
+      </w:r>
+      <w:r>
+        <w:rPr>
+          <w:rFonts w:ascii="Consolas" w:hAnsi="Consolas"/>
+          <w:i/>
+          <w:sz w:val="20"/>
+        </w:rPr>
+        <w:t>metaanalysis/search_log.md</w:t>
+      </w:r>
+      <w:r>
+        <w:rPr>
+          <w:rFonts w:ascii="Calibri" w:hAnsi="Calibri"/>
+          <w:sz w:val="20"/>
+        </w:rPr>
+        <w:t xml:space="preserve">; the ECEL terminal box marks the modality-stratified subset (k = 11 with extractable r; asynchronous k = 6, mixed-online k = 5, synchronous k = 1 reported narratively). Adapted from Page et al. (2021), </w:t>
       </w:r>
       <w:r>
         <w:rPr>
@@ -485,7 +545,52 @@
           <w:rFonts w:ascii="Calibri" w:hAnsi="Calibri"/>
           <w:sz w:val="20"/>
         </w:rPr>
-        <w:t>The master extraction (`data_extraction_populated.csv` column `modality_subtype`) coded modality where the source PDF stated it explicitly. This left four primary-pool studies with a blank `modality_subtype` field (A-15 Elvers; A-23 Rodrigues; A-26 Wang; A-30 Kaspar). For the present paper their modality was re-checked against the original PDFs (2026-05-09):</w:t>
+        <w:t>The master extraction (</w:t>
+      </w:r>
+      <w:r>
+        <w:rPr>
+          <w:rFonts w:ascii="Consolas" w:hAnsi="Consolas"/>
+          <w:i/>
+          <w:sz w:val="20"/>
+        </w:rPr>
+        <w:t>data_extraction_populated.csv</w:t>
+      </w:r>
+      <w:r>
+        <w:rPr>
+          <w:rFonts w:ascii="Calibri" w:hAnsi="Calibri"/>
+          <w:sz w:val="20"/>
+        </w:rPr>
+        <w:t xml:space="preserve"> column </w:t>
+      </w:r>
+      <w:r>
+        <w:rPr>
+          <w:rFonts w:ascii="Consolas" w:hAnsi="Consolas"/>
+          <w:i/>
+          <w:sz w:val="20"/>
+        </w:rPr>
+        <w:t>modality_subtype</w:t>
+      </w:r>
+      <w:r>
+        <w:rPr>
+          <w:rFonts w:ascii="Calibri" w:hAnsi="Calibri"/>
+          <w:sz w:val="20"/>
+        </w:rPr>
+        <w:t xml:space="preserve">) coded modality where the source PDF stated it explicitly. This left four primary-pool studies with a blank </w:t>
+      </w:r>
+      <w:r>
+        <w:rPr>
+          <w:rFonts w:ascii="Consolas" w:hAnsi="Consolas"/>
+          <w:i/>
+          <w:sz w:val="20"/>
+        </w:rPr>
+        <w:t>modality_subtype</w:t>
+      </w:r>
+      <w:r>
+        <w:rPr>
+          <w:rFonts w:ascii="Calibri" w:hAnsi="Calibri"/>
+          <w:sz w:val="20"/>
+        </w:rPr>
+        <w:t xml:space="preserve"> field (A-15 Elvers; A-23 Rodrigues; A-26 Wang; A-30 Kaspar). For the present paper their modality was re-checked against the original PDFs (2026-05-09):</w:t>
       </w:r>
     </w:p>
     <w:p>
@@ -640,7 +745,22 @@
           <w:rFonts w:ascii="Calibri" w:hAnsi="Calibri"/>
           <w:sz w:val="20"/>
         </w:rPr>
-        <w:t>These overrides are hard-coded in `metaanalysis/conference_submissions/inputs/derive_studies_csv.py::MODALITY_OVERRIDES` with the same citations as comments. After override, the U bucket collapses to zero in the primary pool, so all primary-pool observations contribute to the modality-stratified analysis.</w:t>
+        <w:t xml:space="preserve">These overrides are hard-coded in </w:t>
+      </w:r>
+      <w:r>
+        <w:rPr>
+          <w:rFonts w:ascii="Consolas" w:hAnsi="Consolas"/>
+          <w:i/>
+          <w:sz w:val="20"/>
+        </w:rPr>
+        <w:t>metaanalysis/conference_submissions/inputs/derive_studies_csv.py::MODALITY_OVERRIDES</w:t>
+      </w:r>
+      <w:r>
+        <w:rPr>
+          <w:rFonts w:ascii="Calibri" w:hAnsi="Calibri"/>
+          <w:sz w:val="20"/>
+        </w:rPr>
+        <w:t xml:space="preserve"> with the same citations as comments. After override, the U bucket collapses to zero in the primary pool, so all primary-pool observations contribute to the modality-stratified analysis.</w:t>
       </w:r>
     </w:p>
     <w:p>
@@ -724,7 +844,22 @@
           <w:rFonts w:ascii="Calibri" w:hAnsi="Calibri"/>
           <w:sz w:val="20"/>
         </w:rPr>
-        <w:t>Three sensitivity scenarios re-run the modality pools: (i) drop beta-converted studies (A-28 Yu, A-30 Kaspar; tests sensitivity to the Peterson-Brown beta-to-r conversion); (ii) drop the COI study (A-25 Tokiwa; documented but no-op because A-25 contributes no extractable r); (iii) drop the unspecified-modality bucket (no-op after override). Full results are in `results/sensitivity_analysis_summary.md`.</w:t>
+        <w:t xml:space="preserve">Three sensitivity scenarios re-run the modality pools: (i) drop beta-converted studies (A-28 Yu, A-30 Kaspar; tests sensitivity to the Peterson-Brown beta-to-r conversion); (ii) drop the COI study (A-25 Tokiwa; documented but no-op because A-25 contributes no extractable r); (iii) drop the unspecified-modality bucket (no-op after override). Full results are in </w:t>
+      </w:r>
+      <w:r>
+        <w:rPr>
+          <w:rFonts w:ascii="Consolas" w:hAnsi="Consolas"/>
+          <w:i/>
+          <w:sz w:val="20"/>
+        </w:rPr>
+        <w:t>results/sensitivity_analysis_summary.md</w:t>
+      </w:r>
+      <w:r>
+        <w:rPr>
+          <w:rFonts w:ascii="Calibri" w:hAnsi="Calibri"/>
+          <w:sz w:val="20"/>
+        </w:rPr>
+        <w:t>.</w:t>
       </w:r>
     </w:p>
     <w:p>
@@ -745,7 +880,247 @@
           <w:rFonts w:ascii="Calibri" w:hAnsi="Calibri"/>
           <w:sz w:val="20"/>
         </w:rPr>
-        <w:t>All numerical results in this paper are produced by `metaanalysis/conference_submissions/ecel/scripts/run_modality_meta.py`, which imports the random-effects primitives (`fisher_z`, `var_z`, `pool_random_effects`, `reml_tau2`) from `metaanalysis/analysis/pool.py`. The studies-level dataset (`inputs/studies.csv`) is regenerated by `inputs/derive_studies_csv.py` from the canonical extraction file `metaanalysis/analysis/data_extraction_populated.csv`; modality re-coding overrides for the four blank-modality studies are codified in `derive_studies_csv.py::MODALITY_OVERRIDES`. The pipeline writes four result CSVs (`results/modality_pools.csv`, `results/modality_qbetween.csv`, `results/interaction_terms.csv`, `results/sensitivity.csv`) plus a sensitivity narrative (`results/sensitivity_analysis_summary.md`); the preprint-vs-conference scope audit lives in `preprint_audit.md`. Pseudorandom-number-generator-dependent operations are not used and all results are deterministic given the input CSV.</w:t>
+        <w:t xml:space="preserve">All numerical results in this paper are produced by </w:t>
+      </w:r>
+      <w:r>
+        <w:rPr>
+          <w:rFonts w:ascii="Consolas" w:hAnsi="Consolas"/>
+          <w:i/>
+          <w:sz w:val="20"/>
+        </w:rPr>
+        <w:t>metaanalysis/conference_submissions/ecel/scripts/run_modality_meta.py</w:t>
+      </w:r>
+      <w:r>
+        <w:rPr>
+          <w:rFonts w:ascii="Calibri" w:hAnsi="Calibri"/>
+          <w:sz w:val="20"/>
+        </w:rPr>
+        <w:t>, which imports the random-effects primitives (</w:t>
+      </w:r>
+      <w:r>
+        <w:rPr>
+          <w:rFonts w:ascii="Consolas" w:hAnsi="Consolas"/>
+          <w:i/>
+          <w:sz w:val="20"/>
+        </w:rPr>
+        <w:t>fisher_z</w:t>
+      </w:r>
+      <w:r>
+        <w:rPr>
+          <w:rFonts w:ascii="Calibri" w:hAnsi="Calibri"/>
+          <w:sz w:val="20"/>
+        </w:rPr>
+        <w:t xml:space="preserve">, </w:t>
+      </w:r>
+      <w:r>
+        <w:rPr>
+          <w:rFonts w:ascii="Consolas" w:hAnsi="Consolas"/>
+          <w:i/>
+          <w:sz w:val="20"/>
+        </w:rPr>
+        <w:t>var_z</w:t>
+      </w:r>
+      <w:r>
+        <w:rPr>
+          <w:rFonts w:ascii="Calibri" w:hAnsi="Calibri"/>
+          <w:sz w:val="20"/>
+        </w:rPr>
+        <w:t xml:space="preserve">, </w:t>
+      </w:r>
+      <w:r>
+        <w:rPr>
+          <w:rFonts w:ascii="Consolas" w:hAnsi="Consolas"/>
+          <w:i/>
+          <w:sz w:val="20"/>
+        </w:rPr>
+        <w:t>pool_random_effects</w:t>
+      </w:r>
+      <w:r>
+        <w:rPr>
+          <w:rFonts w:ascii="Calibri" w:hAnsi="Calibri"/>
+          <w:sz w:val="20"/>
+        </w:rPr>
+        <w:t xml:space="preserve">, </w:t>
+      </w:r>
+      <w:r>
+        <w:rPr>
+          <w:rFonts w:ascii="Consolas" w:hAnsi="Consolas"/>
+          <w:i/>
+          <w:sz w:val="20"/>
+        </w:rPr>
+        <w:t>reml_tau2</w:t>
+      </w:r>
+      <w:r>
+        <w:rPr>
+          <w:rFonts w:ascii="Calibri" w:hAnsi="Calibri"/>
+          <w:sz w:val="20"/>
+        </w:rPr>
+        <w:t xml:space="preserve">) from </w:t>
+      </w:r>
+      <w:r>
+        <w:rPr>
+          <w:rFonts w:ascii="Consolas" w:hAnsi="Consolas"/>
+          <w:i/>
+          <w:sz w:val="20"/>
+        </w:rPr>
+        <w:t>metaanalysis/analysis/pool.py</w:t>
+      </w:r>
+      <w:r>
+        <w:rPr>
+          <w:rFonts w:ascii="Calibri" w:hAnsi="Calibri"/>
+          <w:sz w:val="20"/>
+        </w:rPr>
+        <w:t>. The studies-level dataset (</w:t>
+      </w:r>
+      <w:r>
+        <w:rPr>
+          <w:rFonts w:ascii="Consolas" w:hAnsi="Consolas"/>
+          <w:i/>
+          <w:sz w:val="20"/>
+        </w:rPr>
+        <w:t>inputs/studies.csv</w:t>
+      </w:r>
+      <w:r>
+        <w:rPr>
+          <w:rFonts w:ascii="Calibri" w:hAnsi="Calibri"/>
+          <w:sz w:val="20"/>
+        </w:rPr>
+        <w:t xml:space="preserve">) is regenerated by </w:t>
+      </w:r>
+      <w:r>
+        <w:rPr>
+          <w:rFonts w:ascii="Consolas" w:hAnsi="Consolas"/>
+          <w:i/>
+          <w:sz w:val="20"/>
+        </w:rPr>
+        <w:t>inputs/derive_studies_csv.py</w:t>
+      </w:r>
+      <w:r>
+        <w:rPr>
+          <w:rFonts w:ascii="Calibri" w:hAnsi="Calibri"/>
+          <w:sz w:val="20"/>
+        </w:rPr>
+        <w:t xml:space="preserve"> from the canonical extraction file </w:t>
+      </w:r>
+      <w:r>
+        <w:rPr>
+          <w:rFonts w:ascii="Consolas" w:hAnsi="Consolas"/>
+          <w:i/>
+          <w:sz w:val="20"/>
+        </w:rPr>
+        <w:t>metaanalysis/analysis/data_extraction_populated.csv</w:t>
+      </w:r>
+      <w:r>
+        <w:rPr>
+          <w:rFonts w:ascii="Calibri" w:hAnsi="Calibri"/>
+          <w:sz w:val="20"/>
+        </w:rPr>
+        <w:t xml:space="preserve">; modality re-coding overrides for the four blank-modality studies are codified in </w:t>
+      </w:r>
+      <w:r>
+        <w:rPr>
+          <w:rFonts w:ascii="Consolas" w:hAnsi="Consolas"/>
+          <w:i/>
+          <w:sz w:val="20"/>
+        </w:rPr>
+        <w:t>derive_studies_csv.py::MODALITY_OVERRIDES</w:t>
+      </w:r>
+      <w:r>
+        <w:rPr>
+          <w:rFonts w:ascii="Calibri" w:hAnsi="Calibri"/>
+          <w:sz w:val="20"/>
+        </w:rPr>
+        <w:t>. The pipeline writes four result CSVs (</w:t>
+      </w:r>
+      <w:r>
+        <w:rPr>
+          <w:rFonts w:ascii="Consolas" w:hAnsi="Consolas"/>
+          <w:i/>
+          <w:sz w:val="20"/>
+        </w:rPr>
+        <w:t>results/modality_pools.csv</w:t>
+      </w:r>
+      <w:r>
+        <w:rPr>
+          <w:rFonts w:ascii="Calibri" w:hAnsi="Calibri"/>
+          <w:sz w:val="20"/>
+        </w:rPr>
+        <w:t xml:space="preserve">, </w:t>
+      </w:r>
+      <w:r>
+        <w:rPr>
+          <w:rFonts w:ascii="Consolas" w:hAnsi="Consolas"/>
+          <w:i/>
+          <w:sz w:val="20"/>
+        </w:rPr>
+        <w:t>results/modality_qbetween.csv</w:t>
+      </w:r>
+      <w:r>
+        <w:rPr>
+          <w:rFonts w:ascii="Calibri" w:hAnsi="Calibri"/>
+          <w:sz w:val="20"/>
+        </w:rPr>
+        <w:t xml:space="preserve">, </w:t>
+      </w:r>
+      <w:r>
+        <w:rPr>
+          <w:rFonts w:ascii="Consolas" w:hAnsi="Consolas"/>
+          <w:i/>
+          <w:sz w:val="20"/>
+        </w:rPr>
+        <w:t>results/interaction_terms.csv</w:t>
+      </w:r>
+      <w:r>
+        <w:rPr>
+          <w:rFonts w:ascii="Calibri" w:hAnsi="Calibri"/>
+          <w:sz w:val="20"/>
+        </w:rPr>
+        <w:t xml:space="preserve">, </w:t>
+      </w:r>
+      <w:r>
+        <w:rPr>
+          <w:rFonts w:ascii="Consolas" w:hAnsi="Consolas"/>
+          <w:i/>
+          <w:sz w:val="20"/>
+        </w:rPr>
+        <w:t>results/sensitivity.csv</w:t>
+      </w:r>
+      <w:r>
+        <w:rPr>
+          <w:rFonts w:ascii="Calibri" w:hAnsi="Calibri"/>
+          <w:sz w:val="20"/>
+        </w:rPr>
+        <w:t>) plus a sensitivity narrative (</w:t>
+      </w:r>
+      <w:r>
+        <w:rPr>
+          <w:rFonts w:ascii="Consolas" w:hAnsi="Consolas"/>
+          <w:i/>
+          <w:sz w:val="20"/>
+        </w:rPr>
+        <w:t>results/sensitivity_analysis_summary.md</w:t>
+      </w:r>
+      <w:r>
+        <w:rPr>
+          <w:rFonts w:ascii="Calibri" w:hAnsi="Calibri"/>
+          <w:sz w:val="20"/>
+        </w:rPr>
+        <w:t xml:space="preserve">); the preprint-vs-conference scope audit lives in </w:t>
+      </w:r>
+      <w:r>
+        <w:rPr>
+          <w:rFonts w:ascii="Consolas" w:hAnsi="Consolas"/>
+          <w:i/>
+          <w:sz w:val="20"/>
+        </w:rPr>
+        <w:t>preprint_audit.md</w:t>
+      </w:r>
+      <w:r>
+        <w:rPr>
+          <w:rFonts w:ascii="Calibri" w:hAnsi="Calibri"/>
+          <w:sz w:val="20"/>
+        </w:rPr>
+        <w:t>. Pseudorandom-number-generator-dependent operations are not used and all results are deterministic given the input CSV.</w:t>
       </w:r>
     </w:p>
     <w:p>
@@ -3873,7 +4248,22 @@
           <w:rFonts w:ascii="Calibri" w:hAnsi="Calibri"/>
           <w:sz w:val="20"/>
         </w:rPr>
-        <w:t>Under the beta-converted-drop scenario (excludes A-28 Yu and A-30 Kaspar), the asynchronous Extraversion cell loses one study (k = 3 -&gt; k = 2) and the CI widens substantially, but the negative point estimate is preserved (-0.121 -&gt; -0.095). The mixed-online cell loses A-30 (k = 5 -&gt; k = 4) with negligible change (+0.059 -&gt; +0.044). The COI-drop and unspecified-modality-drop scenarios are no-ops by construction. Full sensitivity tables are in `results/sensitivity_analysis_summary.md`. The headline interaction effect is qualitatively robust under all three scenarios.</w:t>
+        <w:t xml:space="preserve">Under the beta-converted-drop scenario (excludes A-28 Yu and A-30 Kaspar), the asynchronous Extraversion cell loses one study (k = 3 -&gt; k = 2) and the CI widens substantially, but the negative point estimate is preserved (-0.121 -&gt; -0.095). The mixed-online cell loses A-30 (k = 5 -&gt; k = 4) with negligible change (+0.059 -&gt; +0.044). The COI-drop and unspecified-modality-drop scenarios are no-ops by construction. Full sensitivity tables are in </w:t>
+      </w:r>
+      <w:r>
+        <w:rPr>
+          <w:rFonts w:ascii="Consolas" w:hAnsi="Consolas"/>
+          <w:i/>
+          <w:sz w:val="20"/>
+        </w:rPr>
+        <w:t>results/sensitivity_analysis_summary.md</w:t>
+      </w:r>
+      <w:r>
+        <w:rPr>
+          <w:rFonts w:ascii="Calibri" w:hAnsi="Calibri"/>
+          <w:sz w:val="20"/>
+        </w:rPr>
+        <w:t>. The headline interaction effect is qualitatively robust under all three scenarios.</w:t>
       </w:r>
     </w:p>
     <w:p>
@@ -4086,7 +4476,22 @@
           <w:rFonts w:ascii="Calibri" w:hAnsi="Calibri"/>
           <w:sz w:val="20"/>
         </w:rPr>
-        <w:t xml:space="preserve"> on k-grounds. Both the modality-stratified table and the long-format interaction model are absent from the preprint Methods and Results sections. The disclosure block in the cover letter (template: `metaanalysis/conference_submissions/templates/preprint_disclosure_template.md`) makes this provenance explicit so reviewers can see the boundary between the preprint and the present contribution. The parent preprint will, for now, remain on Research Square and will not be withdrawn; the future journal version of the parent will pick up the modality moderator from this paper as one of its acknowledged extensions.</w:t>
+        <w:t xml:space="preserve"> on k-grounds. Both the modality-stratified table and the long-format interaction model are absent from the preprint Methods and Results sections. The disclosure block in the cover letter (template: </w:t>
+      </w:r>
+      <w:r>
+        <w:rPr>
+          <w:rFonts w:ascii="Consolas" w:hAnsi="Consolas"/>
+          <w:i/>
+          <w:sz w:val="20"/>
+        </w:rPr>
+        <w:t>metaanalysis/conference_submissions/templates/preprint_disclosure_template.md</w:t>
+      </w:r>
+      <w:r>
+        <w:rPr>
+          <w:rFonts w:ascii="Calibri" w:hAnsi="Calibri"/>
+          <w:sz w:val="20"/>
+        </w:rPr>
+        <w:t>) makes this provenance explicit so reviewers can see the boundary between the preprint and the present contribution. The parent preprint will, for now, remain on Research Square and will not be withdrawn; the future journal version of the parent will pick up the modality moderator from this paper as one of its acknowledged extensions.</w:t>
       </w:r>
     </w:p>
     <w:p>
@@ -4116,7 +4521,22 @@
           <w:rFonts w:ascii="Calibri" w:hAnsi="Calibri"/>
           <w:sz w:val="20"/>
         </w:rPr>
-        <w:t>Modality re-coding for the four U-bucket studies is necessarily an inferential step. The original PDFs contain language consistent with the assigned modality but do not always state synchrony / asynchrony explicitly. The preprint footnote to Table 1 reports that "the asynchronous/synchronous distinction was explicitly reported for only 9 studies"; the present paper extends this to 12 by adding the 4 PDF-grounded inferences, all of which are documented with citations in `preprint_audit.md` section 4. A second-coder audit would strengthen the coding but is not feasible for a single-author submission.</w:t>
+        <w:t xml:space="preserve">Modality re-coding for the four U-bucket studies is necessarily an inferential step. The original PDFs contain language consistent with the assigned modality but do not always state synchrony / asynchrony explicitly. The preprint footnote to Table 1 reports that "the asynchronous/synchronous distinction was explicitly reported for only 9 studies"; the present paper extends this to 12 by adding the 4 PDF-grounded inferences, all of which are documented with citations in </w:t>
+      </w:r>
+      <w:r>
+        <w:rPr>
+          <w:rFonts w:ascii="Consolas" w:hAnsi="Consolas"/>
+          <w:i/>
+          <w:sz w:val="20"/>
+        </w:rPr>
+        <w:t>preprint_audit.md</w:t>
+      </w:r>
+      <w:r>
+        <w:rPr>
+          <w:rFonts w:ascii="Calibri" w:hAnsi="Calibri"/>
+          <w:sz w:val="20"/>
+        </w:rPr>
+        <w:t xml:space="preserve"> section 4. A second-coder audit would strengthen the coding but is not feasible for a single-author submission.</w:t>
       </w:r>
     </w:p>
     <w:p>
@@ -4134,7 +4554,37 @@
           <w:rFonts w:ascii="Calibri" w:hAnsi="Calibri"/>
           <w:sz w:val="20"/>
         </w:rPr>
-        <w:t>The interaction model uses a simple weighted-OLS approximation in lieu of a full random-intercept mixed model; for this corpus the difference is small in practice (the per-trait REML tau-squared estimates are in the range 0.000 - 0.036, and the median used in weighting is 0.0105), but a full mixed-model implementation in `metafor` or `lme4` would be a useful follow-up replication.</w:t>
+        <w:t xml:space="preserve">The interaction model uses a simple weighted-OLS approximation in lieu of a full random-intercept mixed model; for this corpus the difference is small in practice (the per-trait REML tau-squared estimates are in the range 0.000 - 0.036, and the median used in weighting is 0.0105), but a full mixed-model implementation in </w:t>
+      </w:r>
+      <w:r>
+        <w:rPr>
+          <w:rFonts w:ascii="Consolas" w:hAnsi="Consolas"/>
+          <w:i/>
+          <w:sz w:val="20"/>
+        </w:rPr>
+        <w:t>metafor</w:t>
+      </w:r>
+      <w:r>
+        <w:rPr>
+          <w:rFonts w:ascii="Calibri" w:hAnsi="Calibri"/>
+          <w:sz w:val="20"/>
+        </w:rPr>
+        <w:t xml:space="preserve"> or </w:t>
+      </w:r>
+      <w:r>
+        <w:rPr>
+          <w:rFonts w:ascii="Consolas" w:hAnsi="Consolas"/>
+          <w:i/>
+          <w:sz w:val="20"/>
+        </w:rPr>
+        <w:t>lme4</w:t>
+      </w:r>
+      <w:r>
+        <w:rPr>
+          <w:rFonts w:ascii="Calibri" w:hAnsi="Calibri"/>
+          <w:sz w:val="20"/>
+        </w:rPr>
+        <w:t xml:space="preserve"> would be a useful follow-up replication.</w:t>
       </w:r>
     </w:p>
     <w:p>
@@ -4287,7 +4737,22 @@
           <w:rFonts w:ascii="Calibri" w:hAnsi="Calibri"/>
           <w:sz w:val="20"/>
         </w:rPr>
-        <w:t>All references below are taken from `metaanalysis/reference_index.md` (PDF-verified ✅).</w:t>
+        <w:t xml:space="preserve">All references below are taken from </w:t>
+      </w:r>
+      <w:r>
+        <w:rPr>
+          <w:rFonts w:ascii="Consolas" w:hAnsi="Consolas"/>
+          <w:i/>
+          <w:sz w:val="20"/>
+        </w:rPr>
+        <w:t>metaanalysis/reference_index.md</w:t>
+      </w:r>
+      <w:r>
+        <w:rPr>
+          <w:rFonts w:ascii="Calibri" w:hAnsi="Calibri"/>
+          <w:sz w:val="20"/>
+        </w:rPr>
+        <w:t xml:space="preserve"> (PDF-verified ✅).</w:t>
       </w:r>
     </w:p>
     <w:p>

--- a/metaanalysis/conference_submissions/ecel/EL-095-Tokiwa.docx
+++ b/metaanalysis/conference_submissions/ecel/EL-095-Tokiwa.docx
@@ -441,6 +441,15 @@
           <w:rFonts w:ascii="Calibri" w:hAnsi="Calibri"/>
           <w:sz w:val="20"/>
         </w:rPr>
+        <w:t>A key limitation of modality-stratified meta-analysis is that primary studies often do not report their delivery format explicitly, and even when they do, the boundary between "asynchronous" and "mixed-online" can be ambiguous. The re-coding decisions documented below should be interpreted with this caveat in mind; alternative plausible codings could shift per-cell k and the resulting Q_between contrasts.</w:t>
+      </w:r>
+    </w:p>
+    <w:p>
+      <w:r>
+        <w:rPr>
+          <w:rFonts w:ascii="Calibri" w:hAnsi="Calibri"/>
+          <w:sz w:val="20"/>
+        </w:rPr>
         <w:t>Modality categories were operationalised as five mutually exclusive levels:</w:t>
       </w:r>
     </w:p>
@@ -545,222 +554,7 @@
           <w:rFonts w:ascii="Calibri" w:hAnsi="Calibri"/>
           <w:sz w:val="20"/>
         </w:rPr>
-        <w:t>The master extraction (</w:t>
-      </w:r>
-      <w:r>
-        <w:rPr>
-          <w:rFonts w:ascii="Consolas" w:hAnsi="Consolas"/>
-          <w:i/>
-          <w:sz w:val="20"/>
-        </w:rPr>
-        <w:t>data_extraction_populated.csv</w:t>
-      </w:r>
-      <w:r>
-        <w:rPr>
-          <w:rFonts w:ascii="Calibri" w:hAnsi="Calibri"/>
-          <w:sz w:val="20"/>
-        </w:rPr>
-        <w:t xml:space="preserve"> column </w:t>
-      </w:r>
-      <w:r>
-        <w:rPr>
-          <w:rFonts w:ascii="Consolas" w:hAnsi="Consolas"/>
-          <w:i/>
-          <w:sz w:val="20"/>
-        </w:rPr>
-        <w:t>modality_subtype</w:t>
-      </w:r>
-      <w:r>
-        <w:rPr>
-          <w:rFonts w:ascii="Calibri" w:hAnsi="Calibri"/>
-          <w:sz w:val="20"/>
-        </w:rPr>
-        <w:t xml:space="preserve">) coded modality where the source PDF stated it explicitly. This left four primary-pool studies with a blank </w:t>
-      </w:r>
-      <w:r>
-        <w:rPr>
-          <w:rFonts w:ascii="Consolas" w:hAnsi="Consolas"/>
-          <w:i/>
-          <w:sz w:val="20"/>
-        </w:rPr>
-        <w:t>modality_subtype</w:t>
-      </w:r>
-      <w:r>
-        <w:rPr>
-          <w:rFonts w:ascii="Calibri" w:hAnsi="Calibri"/>
-          <w:sz w:val="20"/>
-        </w:rPr>
-        <w:t xml:space="preserve"> field (A-15 Elvers; A-23 Rodrigues; A-26 Wang; A-30 Kaspar). For the present paper their modality was re-checked against the original PDFs (2026-05-09):</w:t>
-      </w:r>
-    </w:p>
-    <w:p>
-      <w:pPr>
-        <w:pStyle w:val="ListBullet"/>
-      </w:pPr>
-      <w:r>
-        <w:rPr>
-          <w:rFonts w:ascii="Calibri" w:hAnsi="Calibri"/>
-          <w:sz w:val="20"/>
-        </w:rPr>
-        <w:t>A-15 Elvers (2003)</w:t>
-      </w:r>
-      <w:r>
-        <w:rPr>
-          <w:rFonts w:ascii="Calibri" w:hAnsi="Calibri"/>
-          <w:sz w:val="20"/>
-        </w:rPr>
-        <w:t xml:space="preserve">: Web-based class with logged self-paced LMS access; "students in the online class came to class only to take tests" (p. 160). Coded </w:t>
-      </w:r>
-      <w:r>
-        <w:rPr>
-          <w:rFonts w:ascii="Calibri" w:hAnsi="Calibri"/>
-          <w:sz w:val="20"/>
-        </w:rPr>
-        <w:t>A</w:t>
-      </w:r>
-      <w:r>
-        <w:rPr>
-          <w:rFonts w:ascii="Calibri" w:hAnsi="Calibri"/>
-          <w:sz w:val="20"/>
-        </w:rPr>
-        <w:t>.</w:t>
-      </w:r>
-    </w:p>
-    <w:p>
-      <w:pPr>
-        <w:pStyle w:val="ListBullet"/>
-      </w:pPr>
-      <w:r>
-        <w:rPr>
-          <w:rFonts w:ascii="Calibri" w:hAnsi="Calibri"/>
-          <w:sz w:val="20"/>
-        </w:rPr>
-        <w:t>A-23 Rodrigues (2024)</w:t>
-      </w:r>
-      <w:r>
-        <w:rPr>
-          <w:rFonts w:ascii="Calibri" w:hAnsi="Calibri"/>
-          <w:sz w:val="20"/>
-        </w:rPr>
-        <w:t xml:space="preserve">: German university COVID home study; the discussion notes that "home study was also partly asynchronous" (p. 380); contemporaneous COVID-era German university online learning routinely combined synchronous Zoom lectures with asynchronous materials. Coded </w:t>
-      </w:r>
-      <w:r>
-        <w:rPr>
-          <w:rFonts w:ascii="Calibri" w:hAnsi="Calibri"/>
-          <w:sz w:val="20"/>
-        </w:rPr>
-        <w:t>M</w:t>
-      </w:r>
-      <w:r>
-        <w:rPr>
-          <w:rFonts w:ascii="Calibri" w:hAnsi="Calibri"/>
-          <w:sz w:val="20"/>
-        </w:rPr>
-        <w:t>.</w:t>
-      </w:r>
-    </w:p>
-    <w:p>
-      <w:pPr>
-        <w:pStyle w:val="ListBullet"/>
-      </w:pPr>
-      <w:r>
-        <w:rPr>
-          <w:rFonts w:ascii="Calibri" w:hAnsi="Calibri"/>
-          <w:sz w:val="20"/>
-        </w:rPr>
-        <w:t>A-26 Wang (2023)</w:t>
-      </w:r>
-      <w:r>
-        <w:rPr>
-          <w:rFonts w:ascii="Calibri" w:hAnsi="Calibri"/>
-          <w:sz w:val="20"/>
-        </w:rPr>
-        <w:t xml:space="preserve">: Chinese K-12 post-COVID; the online-learning measurement scale assesses "network platform usage, school management and services, </w:t>
-      </w:r>
-      <w:r>
-        <w:rPr>
-          <w:rFonts w:ascii="Calibri" w:hAnsi="Calibri"/>
-          <w:sz w:val="20"/>
-        </w:rPr>
-        <w:t>teacher teaching</w:t>
-      </w:r>
-      <w:r>
-        <w:rPr>
-          <w:rFonts w:ascii="Calibri" w:hAnsi="Calibri"/>
-          <w:sz w:val="20"/>
-        </w:rPr>
-        <w:t xml:space="preserve">, and learning task arrangement", with the "teacher teaching" sub-scale and the post-COVID school-day context implying both synchronous live classes and asynchronous tasks. Coded </w:t>
-      </w:r>
-      <w:r>
-        <w:rPr>
-          <w:rFonts w:ascii="Calibri" w:hAnsi="Calibri"/>
-          <w:sz w:val="20"/>
-        </w:rPr>
-        <w:t>M</w:t>
-      </w:r>
-      <w:r>
-        <w:rPr>
-          <w:rFonts w:ascii="Calibri" w:hAnsi="Calibri"/>
-          <w:sz w:val="20"/>
-        </w:rPr>
-        <w:t>.</w:t>
-      </w:r>
-    </w:p>
-    <w:p>
-      <w:pPr>
-        <w:pStyle w:val="ListBullet"/>
-      </w:pPr>
-      <w:r>
-        <w:rPr>
-          <w:rFonts w:ascii="Calibri" w:hAnsi="Calibri"/>
-          <w:sz w:val="20"/>
-        </w:rPr>
-        <w:t>A-30 Kaspar (2023)</w:t>
-      </w:r>
-      <w:r>
-        <w:rPr>
-          <w:rFonts w:ascii="Calibri" w:hAnsi="Calibri"/>
-          <w:sz w:val="20"/>
-        </w:rPr>
-        <w:t xml:space="preserve">: German university COVID-2021; the introduction cites both "synchronous online learning at the start of the Covid-19 pandemic (Besser et al.)" and Zoom-based course adjustment literature, indicating a mixed-online environment. Coded </w:t>
-      </w:r>
-      <w:r>
-        <w:rPr>
-          <w:rFonts w:ascii="Calibri" w:hAnsi="Calibri"/>
-          <w:sz w:val="20"/>
-        </w:rPr>
-        <w:t>M</w:t>
-      </w:r>
-      <w:r>
-        <w:rPr>
-          <w:rFonts w:ascii="Calibri" w:hAnsi="Calibri"/>
-          <w:sz w:val="20"/>
-        </w:rPr>
-        <w:t>.</w:t>
-      </w:r>
-    </w:p>
-    <w:p>
-      <w:r>
-        <w:rPr>
-          <w:rFonts w:ascii="Calibri" w:hAnsi="Calibri"/>
-          <w:sz w:val="20"/>
-        </w:rPr>
-        <w:t xml:space="preserve">These overrides are hard-coded in </w:t>
-      </w:r>
-      <w:r>
-        <w:rPr>
-          <w:rFonts w:ascii="Consolas" w:hAnsi="Consolas"/>
-          <w:i/>
-          <w:sz w:val="20"/>
-        </w:rPr>
-        <w:t>metaanalysis/conference_submissions/inputs/derive_studies_csv.py::MODALITY_OVERRIDES</w:t>
-      </w:r>
-      <w:r>
-        <w:rPr>
-          <w:rFonts w:ascii="Calibri" w:hAnsi="Calibri"/>
-          <w:sz w:val="20"/>
-        </w:rPr>
-        <w:t xml:space="preserve"> with the same citations as comments. After override, the U bucket collapses to zero in the primary pool, so all primary-pool observations contribute to the modality-stratified analysis.</w:t>
+        <w:t>The master extraction coded modality where the source PDF stated it explicitly. Four primary-pool studies had a blank modality field; their modality was re-checked against the original PDFs: A-15 Elvers (2003) was coded A (self-paced LMS, no live sessions), while A-23 Rodrigues (2024), A-26 Wang (2023), and A-30 Kaspar (2023) were coded M (evidence of both synchronous and asynchronous components). After override, no unspecified-modality studies remain in the primary pool.</w:t>
       </w:r>
     </w:p>
     <w:p>
@@ -781,85 +575,7 @@
           <w:rFonts w:ascii="Calibri" w:hAnsi="Calibri"/>
           <w:sz w:val="20"/>
         </w:rPr>
-        <w:t>#### 2.3.1. Per-modality x per-trait pooled estimates</w:t>
-      </w:r>
-    </w:p>
-    <w:p>
-      <w:r>
-        <w:rPr>
-          <w:rFonts w:ascii="Calibri" w:hAnsi="Calibri"/>
-          <w:sz w:val="20"/>
-        </w:rPr>
-        <w:t>For each (trait, modality) cell with k &gt;= 2, a random-effects pool was computed using REML estimation of tau-squared and a Hartung-Knapp-Sidik-Jonkman (HKSJ) adjustment for the confidence interval (Hartung &amp; Knapp, 2001). Effect sizes were Fisher's z-transformed Pearson correlations with sampling variance v = 1 / (N - 3); the back-transformed pooled r and its CI are reported. Synchronous studies (k = 1; A-29 Bahçekapılı 2020) are reported narratively only.</w:t>
-      </w:r>
-    </w:p>
-    <w:p>
-      <w:r>
-        <w:rPr>
-          <w:rFonts w:ascii="Calibri" w:hAnsi="Calibri"/>
-          <w:sz w:val="20"/>
-        </w:rPr>
-        <w:t>#### 2.3.2. Q_between contrast across modality levels</w:t>
-      </w:r>
-    </w:p>
-    <w:p>
-      <w:r>
-        <w:rPr>
-          <w:rFonts w:ascii="Calibri" w:hAnsi="Calibri"/>
-          <w:sz w:val="20"/>
-        </w:rPr>
-        <w:t>For each trait, between-modality heterogeneity was tested via Q_between with the random-effects sub-pool point estimates and HKSJ standard errors. Two cells (A and M) contribute to each trait's Q_between, yielding df = 1.</w:t>
-      </w:r>
-    </w:p>
-    <w:p>
-      <w:r>
-        <w:rPr>
-          <w:rFonts w:ascii="Calibri" w:hAnsi="Calibri"/>
-          <w:sz w:val="20"/>
-        </w:rPr>
-        <w:t>#### 2.3.3. Modality x trait interaction model</w:t>
-      </w:r>
-    </w:p>
-    <w:p>
-      <w:r>
-        <w:rPr>
-          <w:rFonts w:ascii="Calibri" w:hAnsi="Calibri"/>
-          <w:sz w:val="20"/>
-        </w:rPr>
-        <w:t>To formalise the interaction, every (study, trait) observation in the primary pool was stacked into a long-format design matrix (n = 42 observations across 5 traits and 2 modality levels). A weighted-OLS regression was fit on Fisher's z with weights = 1 / (v + tau-squared), where tau-squared was set to the median of per-trait REML estimates (= 0.0105) as a working approximation in lieu of a full random-intercept mixed model. The design includes the intercept, four trait dummies (with O as reference), one modality dummy (M with A as reference), and four trait x modality interaction dummies. A joint Wald chi-squared test on the four interaction coefficients is reported as the primary inferential statistic; cell-level estimates are descriptive.</w:t>
-      </w:r>
-    </w:p>
-    <w:p>
-      <w:r>
-        <w:rPr>
-          <w:rFonts w:ascii="Calibri" w:hAnsi="Calibri"/>
-          <w:sz w:val="20"/>
-        </w:rPr>
-        <w:t>#### 2.3.4. Sensitivity layer</w:t>
-      </w:r>
-    </w:p>
-    <w:p>
-      <w:r>
-        <w:rPr>
-          <w:rFonts w:ascii="Calibri" w:hAnsi="Calibri"/>
-          <w:sz w:val="20"/>
-        </w:rPr>
-        <w:t xml:space="preserve">Three sensitivity scenarios re-run the modality pools: (i) drop beta-converted studies (A-28 Yu, A-30 Kaspar; tests sensitivity to the Peterson-Brown beta-to-r conversion); (ii) drop the COI study (A-25 Tokiwa; documented but no-op because A-25 contributes no extractable r); (iii) drop the unspecified-modality bucket (no-op after override). Full results are in </w:t>
-      </w:r>
-      <w:r>
-        <w:rPr>
-          <w:rFonts w:ascii="Consolas" w:hAnsi="Consolas"/>
-          <w:i/>
-          <w:sz w:val="20"/>
-        </w:rPr>
-        <w:t>results/sensitivity_analysis_summary.md</w:t>
-      </w:r>
-      <w:r>
-        <w:rPr>
-          <w:rFonts w:ascii="Calibri" w:hAnsi="Calibri"/>
-          <w:sz w:val="20"/>
-        </w:rPr>
-        <w:t>.</w:t>
+        <w:t>For each (trait, modality) cell with k &gt;= 2, a random-effects pool was computed using REML estimation of tau-squared and a Hartung-Knapp-Sidik-Jonkman (HKSJ) adjustment for the confidence interval (Hartung &amp; Knapp, 2001). Effect sizes were Fisher's z-transformed Pearson correlations with sampling variance v = 1 / (N - 3); the back-transformed pooled r and its CI are reported. Synchronous studies (k = 1) are reported narratively only. Between-modality heterogeneity was tested via Q_between with the sub-pool point estimates (df = 1 per trait). To formalise the interaction, a weighted-OLS regression was fit on the full long-format design matrix (n = 42 observations across 5 traits and 2 modality levels), with weights = 1 / (v + tau-squared), tau-squared set to the median of per-trait REML estimates (= 0.0105). The design includes trait dummies, a modality dummy, and four trait x modality interaction terms; a joint Wald chi-squared test on the interaction coefficients is reported as the primary inferential statistic. Three sensitivity scenarios re-run the modality pools: (i) drop beta-converted studies, (ii) drop the COI study (A-25 Tokiwa; no-op since A-25 contributes no extractable r), and (iii) drop the unspecified-modality bucket (no-op after override).</w:t>
       </w:r>
     </w:p>
     <w:p>
@@ -880,247 +596,7 @@
           <w:rFonts w:ascii="Calibri" w:hAnsi="Calibri"/>
           <w:sz w:val="20"/>
         </w:rPr>
-        <w:t xml:space="preserve">All numerical results in this paper are produced by </w:t>
-      </w:r>
-      <w:r>
-        <w:rPr>
-          <w:rFonts w:ascii="Consolas" w:hAnsi="Consolas"/>
-          <w:i/>
-          <w:sz w:val="20"/>
-        </w:rPr>
-        <w:t>metaanalysis/conference_submissions/ecel/scripts/run_modality_meta.py</w:t>
-      </w:r>
-      <w:r>
-        <w:rPr>
-          <w:rFonts w:ascii="Calibri" w:hAnsi="Calibri"/>
-          <w:sz w:val="20"/>
-        </w:rPr>
-        <w:t>, which imports the random-effects primitives (</w:t>
-      </w:r>
-      <w:r>
-        <w:rPr>
-          <w:rFonts w:ascii="Consolas" w:hAnsi="Consolas"/>
-          <w:i/>
-          <w:sz w:val="20"/>
-        </w:rPr>
-        <w:t>fisher_z</w:t>
-      </w:r>
-      <w:r>
-        <w:rPr>
-          <w:rFonts w:ascii="Calibri" w:hAnsi="Calibri"/>
-          <w:sz w:val="20"/>
-        </w:rPr>
-        <w:t xml:space="preserve">, </w:t>
-      </w:r>
-      <w:r>
-        <w:rPr>
-          <w:rFonts w:ascii="Consolas" w:hAnsi="Consolas"/>
-          <w:i/>
-          <w:sz w:val="20"/>
-        </w:rPr>
-        <w:t>var_z</w:t>
-      </w:r>
-      <w:r>
-        <w:rPr>
-          <w:rFonts w:ascii="Calibri" w:hAnsi="Calibri"/>
-          <w:sz w:val="20"/>
-        </w:rPr>
-        <w:t xml:space="preserve">, </w:t>
-      </w:r>
-      <w:r>
-        <w:rPr>
-          <w:rFonts w:ascii="Consolas" w:hAnsi="Consolas"/>
-          <w:i/>
-          <w:sz w:val="20"/>
-        </w:rPr>
-        <w:t>pool_random_effects</w:t>
-      </w:r>
-      <w:r>
-        <w:rPr>
-          <w:rFonts w:ascii="Calibri" w:hAnsi="Calibri"/>
-          <w:sz w:val="20"/>
-        </w:rPr>
-        <w:t xml:space="preserve">, </w:t>
-      </w:r>
-      <w:r>
-        <w:rPr>
-          <w:rFonts w:ascii="Consolas" w:hAnsi="Consolas"/>
-          <w:i/>
-          <w:sz w:val="20"/>
-        </w:rPr>
-        <w:t>reml_tau2</w:t>
-      </w:r>
-      <w:r>
-        <w:rPr>
-          <w:rFonts w:ascii="Calibri" w:hAnsi="Calibri"/>
-          <w:sz w:val="20"/>
-        </w:rPr>
-        <w:t xml:space="preserve">) from </w:t>
-      </w:r>
-      <w:r>
-        <w:rPr>
-          <w:rFonts w:ascii="Consolas" w:hAnsi="Consolas"/>
-          <w:i/>
-          <w:sz w:val="20"/>
-        </w:rPr>
-        <w:t>metaanalysis/analysis/pool.py</w:t>
-      </w:r>
-      <w:r>
-        <w:rPr>
-          <w:rFonts w:ascii="Calibri" w:hAnsi="Calibri"/>
-          <w:sz w:val="20"/>
-        </w:rPr>
-        <w:t>. The studies-level dataset (</w:t>
-      </w:r>
-      <w:r>
-        <w:rPr>
-          <w:rFonts w:ascii="Consolas" w:hAnsi="Consolas"/>
-          <w:i/>
-          <w:sz w:val="20"/>
-        </w:rPr>
-        <w:t>inputs/studies.csv</w:t>
-      </w:r>
-      <w:r>
-        <w:rPr>
-          <w:rFonts w:ascii="Calibri" w:hAnsi="Calibri"/>
-          <w:sz w:val="20"/>
-        </w:rPr>
-        <w:t xml:space="preserve">) is regenerated by </w:t>
-      </w:r>
-      <w:r>
-        <w:rPr>
-          <w:rFonts w:ascii="Consolas" w:hAnsi="Consolas"/>
-          <w:i/>
-          <w:sz w:val="20"/>
-        </w:rPr>
-        <w:t>inputs/derive_studies_csv.py</w:t>
-      </w:r>
-      <w:r>
-        <w:rPr>
-          <w:rFonts w:ascii="Calibri" w:hAnsi="Calibri"/>
-          <w:sz w:val="20"/>
-        </w:rPr>
-        <w:t xml:space="preserve"> from the canonical extraction file </w:t>
-      </w:r>
-      <w:r>
-        <w:rPr>
-          <w:rFonts w:ascii="Consolas" w:hAnsi="Consolas"/>
-          <w:i/>
-          <w:sz w:val="20"/>
-        </w:rPr>
-        <w:t>metaanalysis/analysis/data_extraction_populated.csv</w:t>
-      </w:r>
-      <w:r>
-        <w:rPr>
-          <w:rFonts w:ascii="Calibri" w:hAnsi="Calibri"/>
-          <w:sz w:val="20"/>
-        </w:rPr>
-        <w:t xml:space="preserve">; modality re-coding overrides for the four blank-modality studies are codified in </w:t>
-      </w:r>
-      <w:r>
-        <w:rPr>
-          <w:rFonts w:ascii="Consolas" w:hAnsi="Consolas"/>
-          <w:i/>
-          <w:sz w:val="20"/>
-        </w:rPr>
-        <w:t>derive_studies_csv.py::MODALITY_OVERRIDES</w:t>
-      </w:r>
-      <w:r>
-        <w:rPr>
-          <w:rFonts w:ascii="Calibri" w:hAnsi="Calibri"/>
-          <w:sz w:val="20"/>
-        </w:rPr>
-        <w:t>. The pipeline writes four result CSVs (</w:t>
-      </w:r>
-      <w:r>
-        <w:rPr>
-          <w:rFonts w:ascii="Consolas" w:hAnsi="Consolas"/>
-          <w:i/>
-          <w:sz w:val="20"/>
-        </w:rPr>
-        <w:t>results/modality_pools.csv</w:t>
-      </w:r>
-      <w:r>
-        <w:rPr>
-          <w:rFonts w:ascii="Calibri" w:hAnsi="Calibri"/>
-          <w:sz w:val="20"/>
-        </w:rPr>
-        <w:t xml:space="preserve">, </w:t>
-      </w:r>
-      <w:r>
-        <w:rPr>
-          <w:rFonts w:ascii="Consolas" w:hAnsi="Consolas"/>
-          <w:i/>
-          <w:sz w:val="20"/>
-        </w:rPr>
-        <w:t>results/modality_qbetween.csv</w:t>
-      </w:r>
-      <w:r>
-        <w:rPr>
-          <w:rFonts w:ascii="Calibri" w:hAnsi="Calibri"/>
-          <w:sz w:val="20"/>
-        </w:rPr>
-        <w:t xml:space="preserve">, </w:t>
-      </w:r>
-      <w:r>
-        <w:rPr>
-          <w:rFonts w:ascii="Consolas" w:hAnsi="Consolas"/>
-          <w:i/>
-          <w:sz w:val="20"/>
-        </w:rPr>
-        <w:t>results/interaction_terms.csv</w:t>
-      </w:r>
-      <w:r>
-        <w:rPr>
-          <w:rFonts w:ascii="Calibri" w:hAnsi="Calibri"/>
-          <w:sz w:val="20"/>
-        </w:rPr>
-        <w:t xml:space="preserve">, </w:t>
-      </w:r>
-      <w:r>
-        <w:rPr>
-          <w:rFonts w:ascii="Consolas" w:hAnsi="Consolas"/>
-          <w:i/>
-          <w:sz w:val="20"/>
-        </w:rPr>
-        <w:t>results/sensitivity.csv</w:t>
-      </w:r>
-      <w:r>
-        <w:rPr>
-          <w:rFonts w:ascii="Calibri" w:hAnsi="Calibri"/>
-          <w:sz w:val="20"/>
-        </w:rPr>
-        <w:t>) plus a sensitivity narrative (</w:t>
-      </w:r>
-      <w:r>
-        <w:rPr>
-          <w:rFonts w:ascii="Consolas" w:hAnsi="Consolas"/>
-          <w:i/>
-          <w:sz w:val="20"/>
-        </w:rPr>
-        <w:t>results/sensitivity_analysis_summary.md</w:t>
-      </w:r>
-      <w:r>
-        <w:rPr>
-          <w:rFonts w:ascii="Calibri" w:hAnsi="Calibri"/>
-          <w:sz w:val="20"/>
-        </w:rPr>
-        <w:t xml:space="preserve">); the preprint-vs-conference scope audit lives in </w:t>
-      </w:r>
-      <w:r>
-        <w:rPr>
-          <w:rFonts w:ascii="Consolas" w:hAnsi="Consolas"/>
-          <w:i/>
-          <w:sz w:val="20"/>
-        </w:rPr>
-        <w:t>preprint_audit.md</w:t>
-      </w:r>
-      <w:r>
-        <w:rPr>
-          <w:rFonts w:ascii="Calibri" w:hAnsi="Calibri"/>
-          <w:sz w:val="20"/>
-        </w:rPr>
-        <w:t>. Pseudorandom-number-generator-dependent operations are not used and all results are deterministic given the input CSV.</w:t>
+        <w:t>The analysis pipeline and all intermediate results are available in the project's open repository. All computations are deterministic; no pseudorandom-number-generator-dependent operations are used.</w:t>
       </w:r>
     </w:p>
     <w:p>
@@ -2935,7 +2411,62 @@
           <w:rFonts w:ascii="Calibri" w:hAnsi="Calibri"/>
           <w:sz w:val="20"/>
         </w:rPr>
-        <w:t>Two patterns are immediately visible. First, Conscientiousness pooled r is essentially identical across the asynchronous and mixed-online buckets (0.190 vs 0.180), with overlapping CIs. Second, Extraversion pooled r reverses sign across modality (-0.121 in A, +0.059 in M); the asynchronous CI brushes zero from below (upper bound 0.007).</w:t>
+        <w:t>Two patterns are immediately visible (see also Figure 2). First, Conscientiousness pooled r is essentially identical across the asynchronous and mixed-online buckets (0.190 vs 0.180), with overlapping CIs. Second, Extraversion pooled r reverses sign across modality (-0.121 in A, +0.059 in M); the asynchronous CI brushes zero from below (upper bound 0.007).</w:t>
+      </w:r>
+    </w:p>
+    <w:p>
+      <w:r>
+        <w:drawing>
+          <wp:inline xmlns:a="http://schemas.openxmlformats.org/drawingml/2006/main" xmlns:pic="http://schemas.openxmlformats.org/drawingml/2006/picture">
+            <wp:extent cx="6309360" cy="4000500"/>
+            <wp:docPr id="2" name="Picture 2"/>
+            <wp:cNvGraphicFramePr>
+              <a:graphicFrameLocks noChangeAspect="1"/>
+            </wp:cNvGraphicFramePr>
+            <a:graphic>
+              <a:graphicData uri="http://schemas.openxmlformats.org/drawingml/2006/picture">
+                <pic:pic>
+                  <pic:nvPicPr>
+                    <pic:cNvPr id="0" name="modality_interaction_ecel.png"/>
+                    <pic:cNvPicPr/>
+                  </pic:nvPicPr>
+                  <pic:blipFill>
+                    <a:blip r:embed="rId11"/>
+                    <a:stretch>
+                      <a:fillRect/>
+                    </a:stretch>
+                  </pic:blipFill>
+                  <pic:spPr>
+                    <a:xfrm>
+                      <a:off x="0" y="0"/>
+                      <a:ext cx="6309360" cy="4000500"/>
+                    </a:xfrm>
+                    <a:prstGeom prst="rect"/>
+                  </pic:spPr>
+                </pic:pic>
+              </a:graphicData>
+            </a:graphic>
+          </wp:inline>
+        </w:drawing>
+      </w:r>
+    </w:p>
+    <w:p>
+      <w:pPr>
+        <w:jc w:val="center"/>
+      </w:pPr>
+      <w:r>
+        <w:rPr>
+          <w:rFonts w:ascii="Calibri" w:hAnsi="Calibri"/>
+          <w:sz w:val="20"/>
+        </w:rPr>
+        <w:t>Figure 2.</w:t>
+      </w:r>
+      <w:r>
+        <w:rPr>
+          <w:rFonts w:ascii="Calibri" w:hAnsi="Calibri"/>
+          <w:sz w:val="20"/>
+        </w:rPr>
+        <w:t xml:space="preserve"> Modality-stratified pooled correlations by Big Five trait (asynchronous = blue; mixed-online = red). Error bars show HKSJ-adjusted 95 % CIs. The Extraversion sign-reversal across modality is the headline finding; Conscientiousness is stable across modality buckets.</w:t>
       </w:r>
     </w:p>
     <w:p>
@@ -4757,18 +4288,6 @@
     </w:p>
     <w:p>
       <w:pPr>
-        <w:pStyle w:val="Heading2"/>
-      </w:pPr>
-      <w:r>
-        <w:rPr>
-          <w:rFonts w:ascii="Calibri" w:hAnsi="Calibri"/>
-          <w:sz w:val="20"/>
-        </w:rPr>
-        <w:t>Primary studies cited</w:t>
-      </w:r>
-    </w:p>
-    <w:p>
-      <w:pPr>
         <w:pStyle w:val="ListBullet"/>
       </w:pPr>
       <w:r>
@@ -4911,6 +4430,60 @@
           <w:rFonts w:ascii="Calibri" w:hAnsi="Calibri"/>
           <w:sz w:val="20"/>
         </w:rPr>
+        <w:t xml:space="preserve">Hartung, J., &amp; Knapp, G. (2001). A refined method for the meta-analysis of controlled clinical trials with binary outcome. </w:t>
+      </w:r>
+      <w:r>
+        <w:rPr>
+          <w:rFonts w:ascii="Calibri" w:hAnsi="Calibri"/>
+          <w:i/>
+          <w:sz w:val="20"/>
+        </w:rPr>
+        <w:t>Statistics in Medicine, 20</w:t>
+      </w:r>
+      <w:r>
+        <w:rPr>
+          <w:rFonts w:ascii="Calibri" w:hAnsi="Calibri"/>
+          <w:sz w:val="20"/>
+        </w:rPr>
+        <w:t>(24), 3875–3889. https://doi.org/10.1002/sim.1009</w:t>
+      </w:r>
+    </w:p>
+    <w:p>
+      <w:pPr>
+        <w:pStyle w:val="ListBullet"/>
+      </w:pPr>
+      <w:r>
+        <w:rPr>
+          <w:rFonts w:ascii="Calibri" w:hAnsi="Calibri"/>
+          <w:sz w:val="20"/>
+        </w:rPr>
+        <w:t xml:space="preserve">Higgins, J. P. T., Thompson, S. G., &amp; Spiegelhalter, D. J. (2009). A re-evaluation of random-effects meta-analysis. </w:t>
+      </w:r>
+      <w:r>
+        <w:rPr>
+          <w:rFonts w:ascii="Calibri" w:hAnsi="Calibri"/>
+          <w:i/>
+          <w:sz w:val="20"/>
+        </w:rPr>
+        <w:t>Journal of the Royal Statistical Society: Series A, 172</w:t>
+      </w:r>
+      <w:r>
+        <w:rPr>
+          <w:rFonts w:ascii="Calibri" w:hAnsi="Calibri"/>
+          <w:sz w:val="20"/>
+        </w:rPr>
+        <w:t>(1), 137–159. https://doi.org/10.1111/j.1467-985X.2008.00552.x</w:t>
+      </w:r>
+    </w:p>
+    <w:p>
+      <w:pPr>
+        <w:pStyle w:val="ListBullet"/>
+      </w:pPr>
+      <w:r>
+        <w:rPr>
+          <w:rFonts w:ascii="Calibri" w:hAnsi="Calibri"/>
+          <w:sz w:val="20"/>
+        </w:rPr>
         <w:t xml:space="preserve">Kaspar, K., Burtniak, K., &amp; Rüth, M. (2023). Online learning during the Covid-19 pandemic: How university students' perceptions, engagement, and performance are related to their personal characteristics. </w:t>
       </w:r>
       <w:r>
@@ -4938,6 +4511,114 @@
           <w:rFonts w:ascii="Calibri" w:hAnsi="Calibri"/>
           <w:sz w:val="20"/>
         </w:rPr>
+        <w:t xml:space="preserve">Mammadov, S. (2022). Big Five personality traits and academic performance: A meta-analysis. </w:t>
+      </w:r>
+      <w:r>
+        <w:rPr>
+          <w:rFonts w:ascii="Calibri" w:hAnsi="Calibri"/>
+          <w:i/>
+          <w:sz w:val="20"/>
+        </w:rPr>
+        <w:t>Journal of Personality, 90</w:t>
+      </w:r>
+      <w:r>
+        <w:rPr>
+          <w:rFonts w:ascii="Calibri" w:hAnsi="Calibri"/>
+          <w:sz w:val="20"/>
+        </w:rPr>
+        <w:t>(2), 222–255. https://doi.org/10.1111/jopy.12663</w:t>
+      </w:r>
+    </w:p>
+    <w:p>
+      <w:pPr>
+        <w:pStyle w:val="ListBullet"/>
+      </w:pPr>
+      <w:r>
+        <w:rPr>
+          <w:rFonts w:ascii="Calibri" w:hAnsi="Calibri"/>
+          <w:sz w:val="20"/>
+        </w:rPr>
+        <w:t xml:space="preserve">Page, M. J., McKenzie, J. E., Bossuyt, P. M., Boutron, I., Hoffmann, T. C., Mulrow, C. D., … Moher, D. (2021). The PRISMA 2020 statement: An updated guideline for reporting systematic reviews. </w:t>
+      </w:r>
+      <w:r>
+        <w:rPr>
+          <w:rFonts w:ascii="Calibri" w:hAnsi="Calibri"/>
+          <w:i/>
+          <w:sz w:val="20"/>
+        </w:rPr>
+        <w:t>BMJ, 372</w:t>
+      </w:r>
+      <w:r>
+        <w:rPr>
+          <w:rFonts w:ascii="Calibri" w:hAnsi="Calibri"/>
+          <w:sz w:val="20"/>
+        </w:rPr>
+        <w:t>, n71. https://doi.org/10.1136/bmj.n71</w:t>
+      </w:r>
+    </w:p>
+    <w:p>
+      <w:pPr>
+        <w:pStyle w:val="ListBullet"/>
+      </w:pPr>
+      <w:r>
+        <w:rPr>
+          <w:rFonts w:ascii="Calibri" w:hAnsi="Calibri"/>
+          <w:sz w:val="20"/>
+        </w:rPr>
+        <w:t xml:space="preserve">Pintrich, P. R. (2004). A conceptual framework for assessing motivation and self-regulated learning in college students. </w:t>
+      </w:r>
+      <w:r>
+        <w:rPr>
+          <w:rFonts w:ascii="Calibri" w:hAnsi="Calibri"/>
+          <w:i/>
+          <w:sz w:val="20"/>
+        </w:rPr>
+        <w:t>Educational Psychology Review, 16</w:t>
+      </w:r>
+      <w:r>
+        <w:rPr>
+          <w:rFonts w:ascii="Calibri" w:hAnsi="Calibri"/>
+          <w:sz w:val="20"/>
+        </w:rPr>
+        <w:t>(4), 385–407. https://doi.org/10.1007/s10648-004-0006-x</w:t>
+      </w:r>
+    </w:p>
+    <w:p>
+      <w:pPr>
+        <w:pStyle w:val="ListBullet"/>
+      </w:pPr>
+      <w:r>
+        <w:rPr>
+          <w:rFonts w:ascii="Calibri" w:hAnsi="Calibri"/>
+          <w:sz w:val="20"/>
+        </w:rPr>
+        <w:t xml:space="preserve">Poropat, A. E. (2009). A meta-analysis of the five-factor model of personality and academic performance. </w:t>
+      </w:r>
+      <w:r>
+        <w:rPr>
+          <w:rFonts w:ascii="Calibri" w:hAnsi="Calibri"/>
+          <w:i/>
+          <w:sz w:val="20"/>
+        </w:rPr>
+        <w:t>Psychological Bulletin, 135</w:t>
+      </w:r>
+      <w:r>
+        <w:rPr>
+          <w:rFonts w:ascii="Calibri" w:hAnsi="Calibri"/>
+          <w:sz w:val="20"/>
+        </w:rPr>
+        <w:t>(2), 322–338. https://doi.org/10.1037/a0014996</w:t>
+      </w:r>
+    </w:p>
+    <w:p>
+      <w:pPr>
+        <w:pStyle w:val="ListBullet"/>
+      </w:pPr>
+      <w:r>
+        <w:rPr>
+          <w:rFonts w:ascii="Calibri" w:hAnsi="Calibri"/>
+          <w:sz w:val="20"/>
+        </w:rPr>
         <w:t xml:space="preserve">Quigley, M., Bradley, A., Playfoot, D., &amp; Harrad, R. (2022). Personality traits and stress perception as predictors of students' online engagement during the COVID-19 pandemic. </w:t>
       </w:r>
       <w:r>
@@ -5046,6 +4727,33 @@
           <w:rFonts w:ascii="Calibri" w:hAnsi="Calibri"/>
           <w:sz w:val="20"/>
         </w:rPr>
+        <w:t xml:space="preserve">Vedel, A. (2014). The Big Five and tertiary academic performance: A systematic review and meta-analysis. </w:t>
+      </w:r>
+      <w:r>
+        <w:rPr>
+          <w:rFonts w:ascii="Calibri" w:hAnsi="Calibri"/>
+          <w:i/>
+          <w:sz w:val="20"/>
+        </w:rPr>
+        <w:t>Personality and Individual Differences, 71</w:t>
+      </w:r>
+      <w:r>
+        <w:rPr>
+          <w:rFonts w:ascii="Calibri" w:hAnsi="Calibri"/>
+          <w:sz w:val="20"/>
+        </w:rPr>
+        <w:t>, 66–76. https://doi.org/10.1016/j.paid.2014.07.011</w:t>
+      </w:r>
+    </w:p>
+    <w:p>
+      <w:pPr>
+        <w:pStyle w:val="ListBullet"/>
+      </w:pPr>
+      <w:r>
+        <w:rPr>
+          <w:rFonts w:ascii="Calibri" w:hAnsi="Calibri"/>
+          <w:sz w:val="20"/>
+        </w:rPr>
         <w:t xml:space="preserve">Wang, P., Wang, F., &amp; Li, Z. (2023). Exploring the ecosystem of K-12 online learning: An empirical study of impact mechanisms in the post-pandemic era. </w:t>
       </w:r>
       <w:r>
@@ -5116,219 +4824,6 @@
           <w:sz w:val="20"/>
         </w:rPr>
         <w:t>(1), Article 21. https://doi.org/10.1186/s41239-023-00388-4</w:t>
-      </w:r>
-    </w:p>
-    <w:p>
-      <w:pPr>
-        <w:pStyle w:val="Heading2"/>
-      </w:pPr>
-      <w:r>
-        <w:rPr>
-          <w:rFonts w:ascii="Calibri" w:hAnsi="Calibri"/>
-          <w:sz w:val="20"/>
-        </w:rPr>
-        <w:t>Benchmark meta-analyses cited</w:t>
-      </w:r>
-    </w:p>
-    <w:p>
-      <w:pPr>
-        <w:pStyle w:val="ListBullet"/>
-      </w:pPr>
-      <w:r>
-        <w:rPr>
-          <w:rFonts w:ascii="Calibri" w:hAnsi="Calibri"/>
-          <w:sz w:val="20"/>
-        </w:rPr>
-        <w:t xml:space="preserve">Mammadov, S. (2022). Big Five personality traits and academic performance: A meta-analysis. </w:t>
-      </w:r>
-      <w:r>
-        <w:rPr>
-          <w:rFonts w:ascii="Calibri" w:hAnsi="Calibri"/>
-          <w:i/>
-          <w:sz w:val="20"/>
-        </w:rPr>
-        <w:t>Journal of Personality, 90</w:t>
-      </w:r>
-      <w:r>
-        <w:rPr>
-          <w:rFonts w:ascii="Calibri" w:hAnsi="Calibri"/>
-          <w:sz w:val="20"/>
-        </w:rPr>
-        <w:t>(2), 222–255. https://doi.org/10.1111/jopy.12663</w:t>
-      </w:r>
-    </w:p>
-    <w:p>
-      <w:pPr>
-        <w:pStyle w:val="ListBullet"/>
-      </w:pPr>
-      <w:r>
-        <w:rPr>
-          <w:rFonts w:ascii="Calibri" w:hAnsi="Calibri"/>
-          <w:sz w:val="20"/>
-        </w:rPr>
-        <w:t xml:space="preserve">Poropat, A. E. (2009). A meta-analysis of the five-factor model of personality and academic performance. </w:t>
-      </w:r>
-      <w:r>
-        <w:rPr>
-          <w:rFonts w:ascii="Calibri" w:hAnsi="Calibri"/>
-          <w:i/>
-          <w:sz w:val="20"/>
-        </w:rPr>
-        <w:t>Psychological Bulletin, 135</w:t>
-      </w:r>
-      <w:r>
-        <w:rPr>
-          <w:rFonts w:ascii="Calibri" w:hAnsi="Calibri"/>
-          <w:sz w:val="20"/>
-        </w:rPr>
-        <w:t>(2), 322–338. https://doi.org/10.1037/a0014996</w:t>
-      </w:r>
-    </w:p>
-    <w:p>
-      <w:pPr>
-        <w:pStyle w:val="ListBullet"/>
-      </w:pPr>
-      <w:r>
-        <w:rPr>
-          <w:rFonts w:ascii="Calibri" w:hAnsi="Calibri"/>
-          <w:sz w:val="20"/>
-        </w:rPr>
-        <w:t xml:space="preserve">Vedel, A. (2014). The Big Five and tertiary academic performance: A systematic review and meta-analysis. </w:t>
-      </w:r>
-      <w:r>
-        <w:rPr>
-          <w:rFonts w:ascii="Calibri" w:hAnsi="Calibri"/>
-          <w:i/>
-          <w:sz w:val="20"/>
-        </w:rPr>
-        <w:t>Personality and Individual Differences, 71</w:t>
-      </w:r>
-      <w:r>
-        <w:rPr>
-          <w:rFonts w:ascii="Calibri" w:hAnsi="Calibri"/>
-          <w:sz w:val="20"/>
-        </w:rPr>
-        <w:t>, 66–76. https://doi.org/10.1016/j.paid.2014.07.011</w:t>
-      </w:r>
-    </w:p>
-    <w:p>
-      <w:pPr>
-        <w:pStyle w:val="Heading2"/>
-      </w:pPr>
-      <w:r>
-        <w:rPr>
-          <w:rFonts w:ascii="Calibri" w:hAnsi="Calibri"/>
-          <w:sz w:val="20"/>
-        </w:rPr>
-        <w:t>Methodological / theoretical references</w:t>
-      </w:r>
-    </w:p>
-    <w:p>
-      <w:pPr>
-        <w:pStyle w:val="ListBullet"/>
-      </w:pPr>
-      <w:r>
-        <w:rPr>
-          <w:rFonts w:ascii="Calibri" w:hAnsi="Calibri"/>
-          <w:sz w:val="20"/>
-        </w:rPr>
-        <w:t xml:space="preserve">Hartung, J., &amp; Knapp, G. (2001). A refined method for the meta-analysis of controlled clinical trials with binary outcome. </w:t>
-      </w:r>
-      <w:r>
-        <w:rPr>
-          <w:rFonts w:ascii="Calibri" w:hAnsi="Calibri"/>
-          <w:i/>
-          <w:sz w:val="20"/>
-        </w:rPr>
-        <w:t>Statistics in Medicine, 20</w:t>
-      </w:r>
-      <w:r>
-        <w:rPr>
-          <w:rFonts w:ascii="Calibri" w:hAnsi="Calibri"/>
-          <w:sz w:val="20"/>
-        </w:rPr>
-        <w:t>(24), 3875–3889. https://doi.org/10.1002/sim.1009</w:t>
-      </w:r>
-    </w:p>
-    <w:p>
-      <w:pPr>
-        <w:pStyle w:val="ListBullet"/>
-      </w:pPr>
-      <w:r>
-        <w:rPr>
-          <w:rFonts w:ascii="Calibri" w:hAnsi="Calibri"/>
-          <w:sz w:val="20"/>
-        </w:rPr>
-        <w:t xml:space="preserve">Higgins, J. P. T., Thompson, S. G., &amp; Spiegelhalter, D. J. (2009). A re-evaluation of random-effects meta-analysis. </w:t>
-      </w:r>
-      <w:r>
-        <w:rPr>
-          <w:rFonts w:ascii="Calibri" w:hAnsi="Calibri"/>
-          <w:i/>
-          <w:sz w:val="20"/>
-        </w:rPr>
-        <w:t>Journal of the Royal Statistical Society: Series A, 172</w:t>
-      </w:r>
-      <w:r>
-        <w:rPr>
-          <w:rFonts w:ascii="Calibri" w:hAnsi="Calibri"/>
-          <w:sz w:val="20"/>
-        </w:rPr>
-        <w:t>(1), 137–159. https://doi.org/10.1111/j.1467-985X.2008.00552.x</w:t>
-      </w:r>
-    </w:p>
-    <w:p>
-      <w:pPr>
-        <w:pStyle w:val="ListBullet"/>
-      </w:pPr>
-      <w:r>
-        <w:rPr>
-          <w:rFonts w:ascii="Calibri" w:hAnsi="Calibri"/>
-          <w:sz w:val="20"/>
-        </w:rPr>
-        <w:t xml:space="preserve">Page, M. J., McKenzie, J. E., Bossuyt, P. M., Boutron, I., Hoffmann, T. C., Mulrow, C. D., Shamseer, L., Tetzlaff, J. M., Akl, E. A., Brennan, S. E., Chou, R., Glanville, J., Grimshaw, J. M., Hróbjartsson, A., Lalu, M. M., Li, T., Loder, E. W., Mayo-Wilson, E., McDonald, S., … Moher, D. (2021). The PRISMA 2020 statement: An updated guideline for reporting systematic reviews. </w:t>
-      </w:r>
-      <w:r>
-        <w:rPr>
-          <w:rFonts w:ascii="Calibri" w:hAnsi="Calibri"/>
-          <w:i/>
-          <w:sz w:val="20"/>
-        </w:rPr>
-        <w:t>BMJ, 372</w:t>
-      </w:r>
-      <w:r>
-        <w:rPr>
-          <w:rFonts w:ascii="Calibri" w:hAnsi="Calibri"/>
-          <w:sz w:val="20"/>
-        </w:rPr>
-        <w:t>, n71. https://doi.org/10.1136/bmj.n71</w:t>
-      </w:r>
-    </w:p>
-    <w:p>
-      <w:pPr>
-        <w:pStyle w:val="ListBullet"/>
-      </w:pPr>
-      <w:r>
-        <w:rPr>
-          <w:rFonts w:ascii="Calibri" w:hAnsi="Calibri"/>
-          <w:sz w:val="20"/>
-        </w:rPr>
-        <w:t xml:space="preserve">Pintrich, P. R. (2004). A conceptual framework for assessing motivation and self-regulated learning in college students. </w:t>
-      </w:r>
-      <w:r>
-        <w:rPr>
-          <w:rFonts w:ascii="Calibri" w:hAnsi="Calibri"/>
-          <w:i/>
-          <w:sz w:val="20"/>
-        </w:rPr>
-        <w:t>Educational Psychology Review, 16</w:t>
-      </w:r>
-      <w:r>
-        <w:rPr>
-          <w:rFonts w:ascii="Calibri" w:hAnsi="Calibri"/>
-          <w:sz w:val="20"/>
-        </w:rPr>
-        <w:t>(4), 385–407. https://doi.org/10.1007/s10648-004-0006-x</w:t>
       </w:r>
     </w:p>
     <w:p>
